--- a/services/worker/src/assets/templates/ia/brief_scanner_report.docx
+++ b/services/worker/src/assets/templates/ia/brief_scanner_report.docx
@@ -92,9 +92,14 @@
       </w:r>
       <w:proofErr w:type="spellStart"/>
       <w:r>
-        <w:t>data_analise</w:t>
+        <w:t>data_</w:t>
+      </w:r>
+      <w:proofErr w:type="gramStart"/>
+      <w:r>
+        <w:t>analise</w:t>
       </w:r>
       <w:proofErr w:type="spellEnd"/>
+      <w:proofErr w:type="gramEnd"/>
       <w:r>
         <w:t>}}</w:t>
       </w:r>
@@ -241,16 +246,29 @@
           <w:numId w:val="2"/>
         </w:numPr>
       </w:pPr>
+      <w:proofErr w:type="gramStart"/>
       <w:r>
         <w:t xml:space="preserve">{{ </w:t>
       </w:r>
       <w:proofErr w:type="spellStart"/>
       <w:r>
-        <w:t>pf.texto</w:t>
+        <w:t>pf</w:t>
+      </w:r>
+      <w:proofErr w:type="gramEnd"/>
+      <w:r>
+        <w:t>.</w:t>
+      </w:r>
+      <w:proofErr w:type="gramStart"/>
+      <w:r>
+        <w:t>texto</w:t>
       </w:r>
       <w:proofErr w:type="spellEnd"/>
       <w:r>
-        <w:t xml:space="preserve"> }}</w:t>
+        <w:t xml:space="preserve"> }</w:t>
+      </w:r>
+      <w:proofErr w:type="gramEnd"/>
+      <w:r>
+        <w:t>}</w:t>
       </w:r>
     </w:p>
     <w:p>
@@ -296,16 +314,29 @@
           <w:numId w:val="3"/>
         </w:numPr>
       </w:pPr>
+      <w:proofErr w:type="gramStart"/>
       <w:r>
         <w:t xml:space="preserve">{{ </w:t>
       </w:r>
       <w:proofErr w:type="spellStart"/>
       <w:r>
-        <w:t>t.tese</w:t>
+        <w:t>t</w:t>
+      </w:r>
+      <w:proofErr w:type="gramEnd"/>
+      <w:r>
+        <w:t>.</w:t>
+      </w:r>
+      <w:proofErr w:type="gramStart"/>
+      <w:r>
+        <w:t>tese</w:t>
       </w:r>
       <w:proofErr w:type="spellEnd"/>
       <w:r>
-        <w:t xml:space="preserve"> }}</w:t>
+        <w:t xml:space="preserve"> }</w:t>
+      </w:r>
+      <w:proofErr w:type="gramEnd"/>
+      <w:r>
+        <w:t>}</w:t>
       </w:r>
     </w:p>
     <w:p>
@@ -316,15 +347,31 @@
         <w:tab/>
       </w:r>
       <w:r>
-        <w:t xml:space="preserve">Fragilidade: {{ </w:t>
+        <w:t xml:space="preserve">Fragilidade: </w:t>
+      </w:r>
+      <w:proofErr w:type="gramStart"/>
+      <w:r>
+        <w:t xml:space="preserve">{{ </w:t>
       </w:r>
       <w:proofErr w:type="spellStart"/>
       <w:r>
-        <w:t>t.fragilidade</w:t>
+        <w:t>t</w:t>
+      </w:r>
+      <w:proofErr w:type="gramEnd"/>
+      <w:r>
+        <w:t>.</w:t>
+      </w:r>
+      <w:proofErr w:type="gramStart"/>
+      <w:r>
+        <w:t>fragilidade</w:t>
       </w:r>
       <w:proofErr w:type="spellEnd"/>
       <w:r>
-        <w:t xml:space="preserve"> }}</w:t>
+        <w:t xml:space="preserve"> }</w:t>
+      </w:r>
+      <w:proofErr w:type="gramEnd"/>
+      <w:r>
+        <w:t>}</w:t>
       </w:r>
     </w:p>
     <w:p>
@@ -335,15 +382,31 @@
         <w:tab/>
       </w:r>
       <w:r>
-        <w:t xml:space="preserve">Risco: {{ </w:t>
+        <w:t xml:space="preserve">Risco: </w:t>
+      </w:r>
+      <w:proofErr w:type="gramStart"/>
+      <w:r>
+        <w:t xml:space="preserve">{{ </w:t>
       </w:r>
       <w:proofErr w:type="spellStart"/>
       <w:r>
-        <w:t>t.risco_label</w:t>
+        <w:t>t</w:t>
+      </w:r>
+      <w:proofErr w:type="gramEnd"/>
+      <w:r>
+        <w:t>.risco_</w:t>
+      </w:r>
+      <w:proofErr w:type="gramStart"/>
+      <w:r>
+        <w:t>label</w:t>
       </w:r>
       <w:proofErr w:type="spellEnd"/>
       <w:r>
-        <w:t xml:space="preserve"> }}</w:t>
+        <w:t xml:space="preserve"> }</w:t>
+      </w:r>
+      <w:proofErr w:type="gramEnd"/>
+      <w:r>
+        <w:t>}</w:t>
       </w:r>
     </w:p>
     <w:p>
@@ -354,15 +417,31 @@
         <w:tab/>
       </w:r>
       <w:r>
-        <w:t xml:space="preserve">Sugestão: {{ </w:t>
+        <w:t xml:space="preserve">Sugestão: </w:t>
+      </w:r>
+      <w:proofErr w:type="gramStart"/>
+      <w:r>
+        <w:t xml:space="preserve">{{ </w:t>
       </w:r>
       <w:proofErr w:type="spellStart"/>
       <w:r>
-        <w:t>t.sugestao</w:t>
+        <w:t>t</w:t>
+      </w:r>
+      <w:proofErr w:type="gramEnd"/>
+      <w:r>
+        <w:t>.</w:t>
+      </w:r>
+      <w:proofErr w:type="gramStart"/>
+      <w:r>
+        <w:t>sugestao</w:t>
       </w:r>
       <w:proofErr w:type="spellEnd"/>
       <w:r>
-        <w:t xml:space="preserve"> }}</w:t>
+        <w:t xml:space="preserve"> }</w:t>
+      </w:r>
+      <w:proofErr w:type="gramEnd"/>
+      <w:r>
+        <w:t>}</w:t>
       </w:r>
     </w:p>
     <w:p>
@@ -393,7 +472,15 @@
         <w:jc w:val="left"/>
       </w:pPr>
       <w:r>
-        <w:t xml:space="preserve">{%p for p in </w:t>
+        <w:t xml:space="preserve">{%p for </w:t>
+      </w:r>
+      <w:proofErr w:type="gramStart"/>
+      <w:r>
+        <w:t>p in</w:t>
+      </w:r>
+      <w:proofErr w:type="gramEnd"/>
+      <w:r>
+        <w:t xml:space="preserve"> </w:t>
       </w:r>
       <w:proofErr w:type="spellStart"/>
       <w:r>
@@ -414,16 +501,29 @@
         <w:spacing w:after="160"/>
         <w:jc w:val="left"/>
       </w:pPr>
+      <w:proofErr w:type="gramStart"/>
       <w:r>
         <w:t xml:space="preserve">{{ </w:t>
       </w:r>
       <w:proofErr w:type="spellStart"/>
       <w:r>
-        <w:t>p.descricao</w:t>
+        <w:t>p</w:t>
+      </w:r>
+      <w:proofErr w:type="gramEnd"/>
+      <w:r>
+        <w:t>.</w:t>
+      </w:r>
+      <w:proofErr w:type="gramStart"/>
+      <w:r>
+        <w:t>descricao</w:t>
       </w:r>
       <w:proofErr w:type="spellEnd"/>
       <w:r>
-        <w:t xml:space="preserve"> }}</w:t>
+        <w:t xml:space="preserve"> }</w:t>
+      </w:r>
+      <w:proofErr w:type="gramEnd"/>
+      <w:r>
+        <w:t>}</w:t>
       </w:r>
     </w:p>
     <w:p>
@@ -433,15 +533,31 @@
         <w:jc w:val="left"/>
       </w:pPr>
       <w:r>
-        <w:t xml:space="preserve">      Justificativa: {{ </w:t>
+        <w:t xml:space="preserve">      Justificativa: </w:t>
+      </w:r>
+      <w:proofErr w:type="gramStart"/>
+      <w:r>
+        <w:t xml:space="preserve">{{ </w:t>
       </w:r>
       <w:proofErr w:type="spellStart"/>
       <w:r>
-        <w:t>p.justificativa</w:t>
+        <w:t>p</w:t>
+      </w:r>
+      <w:proofErr w:type="gramEnd"/>
+      <w:r>
+        <w:t>.</w:t>
+      </w:r>
+      <w:proofErr w:type="gramStart"/>
+      <w:r>
+        <w:t>justificativa</w:t>
       </w:r>
       <w:proofErr w:type="spellEnd"/>
       <w:r>
-        <w:t xml:space="preserve"> }}</w:t>
+        <w:t xml:space="preserve"> }</w:t>
+      </w:r>
+      <w:proofErr w:type="gramEnd"/>
+      <w:r>
+        <w:t>}</w:t>
       </w:r>
     </w:p>
     <w:p>
@@ -451,15 +567,31 @@
         <w:jc w:val="left"/>
       </w:pPr>
       <w:r>
-        <w:t xml:space="preserve">      Sugestão: {{ </w:t>
+        <w:t xml:space="preserve">      Sugestão: </w:t>
+      </w:r>
+      <w:proofErr w:type="gramStart"/>
+      <w:r>
+        <w:t xml:space="preserve">{{ </w:t>
       </w:r>
       <w:proofErr w:type="spellStart"/>
       <w:r>
-        <w:t>p.sugestao</w:t>
+        <w:t>p</w:t>
+      </w:r>
+      <w:proofErr w:type="gramEnd"/>
+      <w:r>
+        <w:t>.</w:t>
+      </w:r>
+      <w:proofErr w:type="gramStart"/>
+      <w:r>
+        <w:t>sugestao</w:t>
       </w:r>
       <w:proofErr w:type="spellEnd"/>
       <w:r>
-        <w:t xml:space="preserve"> }}</w:t>
+        <w:t xml:space="preserve"> }</w:t>
+      </w:r>
+      <w:proofErr w:type="gramEnd"/>
+      <w:r>
+        <w:t>}</w:t>
       </w:r>
     </w:p>
     <w:p>
@@ -520,16 +652,29 @@
         <w:spacing w:after="160"/>
         <w:jc w:val="left"/>
       </w:pPr>
+      <w:proofErr w:type="gramStart"/>
       <w:r>
         <w:t xml:space="preserve">{{ </w:t>
       </w:r>
       <w:proofErr w:type="spellStart"/>
       <w:r>
-        <w:t>i.descricao</w:t>
+        <w:t>i</w:t>
+      </w:r>
+      <w:proofErr w:type="gramEnd"/>
+      <w:r>
+        <w:t>.</w:t>
+      </w:r>
+      <w:proofErr w:type="gramStart"/>
+      <w:r>
+        <w:t>descricao</w:t>
       </w:r>
       <w:proofErr w:type="spellEnd"/>
       <w:r>
-        <w:t xml:space="preserve"> }}</w:t>
+        <w:t xml:space="preserve"> }</w:t>
+      </w:r>
+      <w:proofErr w:type="gramEnd"/>
+      <w:r>
+        <w:t>}</w:t>
       </w:r>
     </w:p>
     <w:p>
@@ -539,15 +684,31 @@
         <w:jc w:val="left"/>
       </w:pPr>
       <w:r>
-        <w:t xml:space="preserve">      Impacto: {{ </w:t>
+        <w:t xml:space="preserve">      Impacto: </w:t>
+      </w:r>
+      <w:proofErr w:type="gramStart"/>
+      <w:r>
+        <w:t xml:space="preserve">{{ </w:t>
       </w:r>
       <w:proofErr w:type="spellStart"/>
       <w:r>
-        <w:t>i.impacto</w:t>
+        <w:t>i</w:t>
+      </w:r>
+      <w:proofErr w:type="gramEnd"/>
+      <w:r>
+        <w:t>.</w:t>
+      </w:r>
+      <w:proofErr w:type="gramStart"/>
+      <w:r>
+        <w:t>impacto</w:t>
       </w:r>
       <w:proofErr w:type="spellEnd"/>
       <w:r>
-        <w:t xml:space="preserve"> }}</w:t>
+        <w:t xml:space="preserve"> }</w:t>
+      </w:r>
+      <w:proofErr w:type="gramEnd"/>
+      <w:r>
+        <w:t>}</w:t>
       </w:r>
     </w:p>
     <w:p>
@@ -562,15 +723,31 @@
         <w:tab/>
       </w:r>
       <w:r>
-        <w:t xml:space="preserve">Sugestão: {{ </w:t>
+        <w:t xml:space="preserve">Sugestão: </w:t>
+      </w:r>
+      <w:proofErr w:type="gramStart"/>
+      <w:r>
+        <w:t xml:space="preserve">{{ </w:t>
       </w:r>
       <w:proofErr w:type="spellStart"/>
       <w:r>
-        <w:t>i.sugestao</w:t>
+        <w:t>i</w:t>
+      </w:r>
+      <w:proofErr w:type="gramEnd"/>
+      <w:r>
+        <w:t>.</w:t>
+      </w:r>
+      <w:proofErr w:type="gramStart"/>
+      <w:r>
+        <w:t>sugestao</w:t>
       </w:r>
       <w:proofErr w:type="spellEnd"/>
       <w:r>
-        <w:t xml:space="preserve"> }}</w:t>
+        <w:t xml:space="preserve"> }</w:t>
+      </w:r>
+      <w:proofErr w:type="gramEnd"/>
+      <w:r>
+        <w:t>}</w:t>
       </w:r>
     </w:p>
     <w:p>
@@ -625,16 +802,29 @@
           <w:numId w:val="6"/>
         </w:numPr>
       </w:pPr>
+      <w:proofErr w:type="gramStart"/>
       <w:r>
         <w:t xml:space="preserve">{{ </w:t>
       </w:r>
       <w:proofErr w:type="spellStart"/>
       <w:r>
-        <w:t>r.risco</w:t>
+        <w:t>r</w:t>
+      </w:r>
+      <w:proofErr w:type="gramEnd"/>
+      <w:r>
+        <w:t>.</w:t>
+      </w:r>
+      <w:proofErr w:type="gramStart"/>
+      <w:r>
+        <w:t>risco</w:t>
       </w:r>
       <w:proofErr w:type="spellEnd"/>
       <w:r>
-        <w:t xml:space="preserve"> }}</w:t>
+        <w:t xml:space="preserve"> }</w:t>
+      </w:r>
+      <w:proofErr w:type="gramEnd"/>
+      <w:r>
+        <w:t>}</w:t>
       </w:r>
     </w:p>
     <w:p>
@@ -642,15 +832,31 @@
         <w:ind w:firstLine="360"/>
       </w:pPr>
       <w:r>
-        <w:t xml:space="preserve">      Probabilidade: {{ </w:t>
+        <w:t xml:space="preserve">      Probabilidade: </w:t>
+      </w:r>
+      <w:proofErr w:type="gramStart"/>
+      <w:r>
+        <w:t xml:space="preserve">{{ </w:t>
       </w:r>
       <w:proofErr w:type="spellStart"/>
       <w:r>
-        <w:t>r.probabilidade_label</w:t>
+        <w:t>r</w:t>
+      </w:r>
+      <w:proofErr w:type="gramEnd"/>
+      <w:r>
+        <w:t>.probabilidade_</w:t>
+      </w:r>
+      <w:proofErr w:type="gramStart"/>
+      <w:r>
+        <w:t>label</w:t>
       </w:r>
       <w:proofErr w:type="spellEnd"/>
       <w:r>
-        <w:t xml:space="preserve"> }}</w:t>
+        <w:t xml:space="preserve"> }</w:t>
+      </w:r>
+      <w:proofErr w:type="gramEnd"/>
+      <w:r>
+        <w:t>}</w:t>
       </w:r>
     </w:p>
     <w:p>
@@ -659,15 +865,31 @@
       </w:pPr>
       <w:r>
         <w:lastRenderedPageBreak/>
-        <w:t xml:space="preserve">      Pedidos afetados: {{ </w:t>
+        <w:t xml:space="preserve">      Pedidos afetados: </w:t>
+      </w:r>
+      <w:proofErr w:type="gramStart"/>
+      <w:r>
+        <w:t xml:space="preserve">{{ </w:t>
       </w:r>
       <w:proofErr w:type="spellStart"/>
       <w:r>
-        <w:t>r.impacto</w:t>
+        <w:t>r</w:t>
+      </w:r>
+      <w:proofErr w:type="gramEnd"/>
+      <w:r>
+        <w:t>.</w:t>
+      </w:r>
+      <w:proofErr w:type="gramStart"/>
+      <w:r>
+        <w:t>impacto</w:t>
       </w:r>
       <w:proofErr w:type="spellEnd"/>
       <w:r>
-        <w:t xml:space="preserve"> }}</w:t>
+        <w:t xml:space="preserve"> }</w:t>
+      </w:r>
+      <w:proofErr w:type="gramEnd"/>
+      <w:r>
+        <w:t>}</w:t>
       </w:r>
     </w:p>
     <w:p>
@@ -678,15 +900,31 @@
         <w:tab/>
       </w:r>
       <w:r>
-        <w:t xml:space="preserve">Mitigação: {{ </w:t>
+        <w:t xml:space="preserve">Mitigação: </w:t>
+      </w:r>
+      <w:proofErr w:type="gramStart"/>
+      <w:r>
+        <w:t xml:space="preserve">{{ </w:t>
       </w:r>
       <w:proofErr w:type="spellStart"/>
       <w:r>
-        <w:t>r.mitigacao</w:t>
+        <w:t>r</w:t>
+      </w:r>
+      <w:proofErr w:type="gramEnd"/>
+      <w:r>
+        <w:t>.</w:t>
+      </w:r>
+      <w:proofErr w:type="gramStart"/>
+      <w:r>
+        <w:t>mitigacao</w:t>
       </w:r>
       <w:proofErr w:type="spellEnd"/>
       <w:r>
-        <w:t xml:space="preserve"> }}</w:t>
+        <w:t xml:space="preserve"> }</w:t>
+      </w:r>
+      <w:proofErr w:type="gramEnd"/>
+      <w:r>
+        <w:t>}</w:t>
       </w:r>
     </w:p>
     <w:p>
@@ -1133,6 +1371,7 @@
               <w:t>{{</w:t>
             </w:r>
             <w:proofErr w:type="spellStart"/>
+            <w:proofErr w:type="gramStart"/>
             <w:r>
               <w:rPr>
                 <w:rFonts w:ascii="Aptos Narrow" w:eastAsia="Times New Roman" w:hAnsi="Aptos Narrow" w:cs="Times New Roman"/>
@@ -1158,6 +1397,7 @@
               <w:t>aspecto</w:t>
             </w:r>
             <w:proofErr w:type="spellEnd"/>
+            <w:proofErr w:type="gramEnd"/>
           </w:p>
           <w:p>
             <w:pPr>
@@ -1239,6 +1479,7 @@
               <w:t>{{</w:t>
             </w:r>
             <w:proofErr w:type="spellStart"/>
+            <w:proofErr w:type="gramStart"/>
             <w:r>
               <w:rPr>
                 <w:rFonts w:ascii="Aptos Narrow" w:eastAsia="Times New Roman" w:hAnsi="Aptos Narrow" w:cs="Times New Roman"/>
@@ -1261,7 +1502,20 @@
                 <w:lang w:eastAsia="pt-BR"/>
                 <w14:ligatures w14:val="none"/>
               </w:rPr>
-              <w:t>status_label</w:t>
+              <w:t>status</w:t>
+            </w:r>
+            <w:proofErr w:type="gramEnd"/>
+            <w:r>
+              <w:rPr>
+                <w:rFonts w:ascii="Aptos Narrow" w:eastAsia="Times New Roman" w:hAnsi="Aptos Narrow" w:cs="Times New Roman"/>
+                <w:color w:val="000000"/>
+                <w:kern w:val="0"/>
+                <w:sz w:val="22"/>
+                <w:szCs w:val="22"/>
+                <w:lang w:eastAsia="pt-BR"/>
+                <w14:ligatures w14:val="none"/>
+              </w:rPr>
+              <w:t>_label</w:t>
             </w:r>
             <w:proofErr w:type="spellEnd"/>
             <w:r>
@@ -1342,6 +1596,7 @@
               <w:t>{{</w:t>
             </w:r>
             <w:proofErr w:type="spellStart"/>
+            <w:proofErr w:type="gramStart"/>
             <w:r>
               <w:rPr>
                 <w:rFonts w:ascii="Aptos Narrow" w:eastAsia="Times New Roman" w:hAnsi="Aptos Narrow" w:cs="Times New Roman"/>
@@ -1367,6 +1622,7 @@
               <w:t>observacao</w:t>
             </w:r>
             <w:proofErr w:type="spellEnd"/>
+            <w:proofErr w:type="gramEnd"/>
             <w:r>
               <w:rPr>
                 <w:rFonts w:ascii="Aptos Narrow" w:eastAsia="Times New Roman" w:hAnsi="Aptos Narrow" w:cs="Times New Roman"/>
@@ -1504,11 +1760,19 @@
     </w:p>
     <w:p>
       <w:r>
-        <w:t xml:space="preserve">{%p for o in </w:t>
+        <w:t xml:space="preserve">{%p for </w:t>
+      </w:r>
+      <w:proofErr w:type="gramStart"/>
+      <w:r>
+        <w:t xml:space="preserve">o in </w:t>
       </w:r>
       <w:proofErr w:type="spellStart"/>
       <w:r>
-        <w:t>oportunidades_melhoria</w:t>
+        <w:t>oportunidades</w:t>
+      </w:r>
+      <w:proofErr w:type="gramEnd"/>
+      <w:r>
+        <w:t>_melhoria</w:t>
       </w:r>
       <w:proofErr w:type="spellEnd"/>
       <w:r>
@@ -1524,23 +1788,55 @@
         </w:numPr>
       </w:pPr>
       <w:r>
-        <w:t xml:space="preserve">[{{ </w:t>
+        <w:t>[</w:t>
+      </w:r>
+      <w:proofErr w:type="gramStart"/>
+      <w:r>
+        <w:t xml:space="preserve">{{ </w:t>
       </w:r>
       <w:proofErr w:type="spellStart"/>
       <w:r>
-        <w:t>o.tipo_label</w:t>
+        <w:t>o</w:t>
+      </w:r>
+      <w:proofErr w:type="gramEnd"/>
+      <w:r>
+        <w:t>.tipo_</w:t>
+      </w:r>
+      <w:proofErr w:type="gramStart"/>
+      <w:r>
+        <w:t>label</w:t>
       </w:r>
       <w:proofErr w:type="spellEnd"/>
       <w:r>
-        <w:t xml:space="preserve"> }}] {{ </w:t>
+        <w:t xml:space="preserve"> }</w:t>
+      </w:r>
+      <w:proofErr w:type="gramEnd"/>
+      <w:r>
+        <w:t xml:space="preserve">}] </w:t>
+      </w:r>
+      <w:proofErr w:type="gramStart"/>
+      <w:r>
+        <w:t xml:space="preserve">{{ </w:t>
       </w:r>
       <w:proofErr w:type="spellStart"/>
       <w:r>
-        <w:t>o.descricao</w:t>
+        <w:t>o</w:t>
+      </w:r>
+      <w:proofErr w:type="gramEnd"/>
+      <w:r>
+        <w:t>.</w:t>
+      </w:r>
+      <w:proofErr w:type="gramStart"/>
+      <w:r>
+        <w:t>descricao</w:t>
       </w:r>
       <w:proofErr w:type="spellEnd"/>
       <w:r>
-        <w:t xml:space="preserve"> }}</w:t>
+        <w:t xml:space="preserve"> }</w:t>
+      </w:r>
+      <w:proofErr w:type="gramEnd"/>
+      <w:r>
+        <w:t>}</w:t>
       </w:r>
     </w:p>
     <w:p>
@@ -1548,15 +1844,31 @@
         <w:ind w:firstLine="360"/>
       </w:pPr>
       <w:r>
-        <w:t xml:space="preserve">      Sugestão: {{ </w:t>
+        <w:t xml:space="preserve">      Sugestão: </w:t>
+      </w:r>
+      <w:proofErr w:type="gramStart"/>
+      <w:r>
+        <w:t xml:space="preserve">{{ </w:t>
       </w:r>
       <w:proofErr w:type="spellStart"/>
       <w:r>
-        <w:t>o.sugestao</w:t>
+        <w:t>o</w:t>
+      </w:r>
+      <w:proofErr w:type="gramEnd"/>
+      <w:r>
+        <w:t>.</w:t>
+      </w:r>
+      <w:proofErr w:type="gramStart"/>
+      <w:r>
+        <w:t>sugestao</w:t>
       </w:r>
       <w:proofErr w:type="spellEnd"/>
       <w:r>
-        <w:t xml:space="preserve"> }}</w:t>
+        <w:t xml:space="preserve"> }</w:t>
+      </w:r>
+      <w:proofErr w:type="gramEnd"/>
+      <w:r>
+        <w:t>}</w:t>
       </w:r>
     </w:p>
     <w:p>
@@ -2000,6 +2312,7 @@
               <w:t>{{</w:t>
             </w:r>
             <w:proofErr w:type="spellStart"/>
+            <w:proofErr w:type="gramStart"/>
             <w:r>
               <w:rPr>
                 <w:rFonts w:ascii="Aptos Narrow" w:eastAsia="Times New Roman" w:hAnsi="Aptos Narrow" w:cs="Times New Roman"/>
@@ -2025,6 +2338,7 @@
               <w:t>categoria</w:t>
             </w:r>
             <w:proofErr w:type="spellEnd"/>
+            <w:proofErr w:type="gramEnd"/>
             <w:r>
               <w:rPr>
                 <w:rFonts w:ascii="Aptos Narrow" w:eastAsia="Times New Roman" w:hAnsi="Aptos Narrow" w:cs="Times New Roman"/>
@@ -2091,6 +2405,7 @@
               <w:t>{{</w:t>
             </w:r>
             <w:proofErr w:type="spellStart"/>
+            <w:proofErr w:type="gramStart"/>
             <w:r>
               <w:rPr>
                 <w:rFonts w:ascii="Aptos Narrow" w:eastAsia="Times New Roman" w:hAnsi="Aptos Narrow" w:cs="Times New Roman"/>
@@ -2116,6 +2431,7 @@
               <w:t>quantidade</w:t>
             </w:r>
             <w:proofErr w:type="spellEnd"/>
+            <w:proofErr w:type="gramEnd"/>
             <w:r>
               <w:rPr>
                 <w:rFonts w:ascii="Aptos Narrow" w:eastAsia="Times New Roman" w:hAnsi="Aptos Narrow" w:cs="Times New Roman"/>
@@ -2194,6 +2510,7 @@
               <w:t>{{</w:t>
             </w:r>
             <w:proofErr w:type="spellStart"/>
+            <w:proofErr w:type="gramStart"/>
             <w:r>
               <w:rPr>
                 <w:rFonts w:ascii="Aptos Narrow" w:eastAsia="Times New Roman" w:hAnsi="Aptos Narrow" w:cs="Times New Roman"/>
@@ -2219,6 +2536,7 @@
               <w:t>severidade</w:t>
             </w:r>
             <w:proofErr w:type="spellEnd"/>
+            <w:proofErr w:type="gramEnd"/>
             <w:r>
               <w:rPr>
                 <w:rFonts w:ascii="Aptos Narrow" w:eastAsia="Times New Roman" w:hAnsi="Aptos Narrow" w:cs="Times New Roman"/>
@@ -2439,6 +2757,7 @@
       <w:t xml:space="preserve"> </w:t>
     </w:r>
     <w:proofErr w:type="spellStart"/>
+    <w:proofErr w:type="gramStart"/>
     <w:r>
       <w:rPr>
         <w:i/>
@@ -2456,7 +2775,17 @@
         <w:sz w:val="18"/>
         <w:szCs w:val="18"/>
       </w:rPr>
-      <w:t xml:space="preserve"> Processa AI</w:t>
+      <w:t xml:space="preserve"> Processa</w:t>
+    </w:r>
+    <w:proofErr w:type="gramEnd"/>
+    <w:r>
+      <w:rPr>
+        <w:i/>
+        <w:iCs/>
+        <w:sz w:val="18"/>
+        <w:szCs w:val="18"/>
+      </w:rPr>
+      <w:t xml:space="preserve"> AI</w:t>
     </w:r>
   </w:p>
   <w:p>
@@ -3612,13 +3941,13 @@
   <w:style w:type="paragraph" w:default="1" w:styleId="Normal">
     <w:name w:val="Normal"/>
     <w:qFormat/>
-    <w:rsid w:val="008E0C2F"/>
+    <w:rsid w:val="00747835"/>
     <w:pPr>
       <w:spacing w:after="80"/>
       <w:jc w:val="both"/>
     </w:pPr>
     <w:rPr>
-      <w:rFonts w:ascii="Georgia" w:hAnsi="Georgia"/>
+      <w:rFonts w:ascii="Arial" w:hAnsi="Arial"/>
     </w:rPr>
   </w:style>
   <w:style w:type="paragraph" w:styleId="Ttulo1">
@@ -3822,6 +4151,7 @@
   <w:style w:type="character" w:default="1" w:styleId="Fontepargpadro">
     <w:name w:val="Default Paragraph Font"/>
     <w:uiPriority w:val="1"/>
+    <w:semiHidden/>
     <w:unhideWhenUsed/>
   </w:style>
   <w:style w:type="table" w:default="1" w:styleId="Tabelanormal">
